--- a/Buoi 9_NguyenHoangTuananh.docx
+++ b/Buoi 9_NguyenHoangTuananh.docx
@@ -857,8 +857,19 @@
                 <w:rFonts w:ascii="Times New Roman" w:hAnsi="Times New Roman" w:cs="Times New Roman"/>
                 <w:sz w:val="19"/>
               </w:rPr>
-              <w:t>git remote add origin https://github.com/kha0305/QuanLyThuVien.git</w:t>
+              <w:t xml:space="preserve">git remote add origin </w:t>
             </w:r>
+            <w:hyperlink r:id="rId7" w:history="1">
+              <w:r>
+                <w:rPr>
+                  <w:rStyle w:val="Hyperlink"/>
+                  <w:rFonts w:ascii="Times New Roman" w:hAnsi="Times New Roman" w:cs="Times New Roman"/>
+                  <w:i/>
+                  <w:sz w:val="21"/>
+                </w:rPr>
+                <w:t>https://github.com/tuananh6720052-hash/tuananh</w:t>
+              </w:r>
+            </w:hyperlink>
           </w:p>
         </w:tc>
       </w:tr>
@@ -1204,8 +1215,19 @@
                 <w:sz w:val="19"/>
               </w:rPr>
               <w:lastRenderedPageBreak/>
-              <w:t>git clone https://github.com/kha0305/QuanLyThuVien.git</w:t>
+              <w:t xml:space="preserve">git clone </w:t>
             </w:r>
+            <w:hyperlink r:id="rId8" w:history="1">
+              <w:r>
+                <w:rPr>
+                  <w:rStyle w:val="Hyperlink"/>
+                  <w:rFonts w:ascii="Times New Roman" w:hAnsi="Times New Roman" w:cs="Times New Roman"/>
+                  <w:i/>
+                  <w:sz w:val="21"/>
+                </w:rPr>
+                <w:t>https://github.com/tuananh6720052-hash/tuananh</w:t>
+              </w:r>
+            </w:hyperlink>
           </w:p>
         </w:tc>
       </w:tr>
@@ -3535,6 +3557,7 @@
   <w:style w:type="character" w:default="1" w:styleId="DefaultParagraphFont">
     <w:name w:val="Default Paragraph Font"/>
     <w:uiPriority w:val="1"/>
+    <w:semiHidden/>
     <w:unhideWhenUsed/>
   </w:style>
   <w:style w:type="table" w:default="1" w:styleId="TableNormal">
